--- a/Documents/ProgramDescription.docx
+++ b/Documents/ProgramDescription.docx
@@ -536,6 +536,535 @@
           <w:rtl w:val="0"/>
         </w:rPr>
         <w:t xml:space="preserve">Користувач повинен мати можливість створювати власні категорії витрат.</w:t>
+        <w:br w:type="textWrapping"/>
+      </w:r>
+    </w:p>
+    <w:p>
+      <w:pPr>
+        <w:rPr>
+          <w:b w:val="1"/>
+          <w:bCs w:val="1"/>
+          <w:sz w:val="34"/>
+          <w:szCs w:val="34"/>
+        </w:rPr>
+      </w:pPr>
+      <w:r>
+        <w:rPr>
+          <w:b w:val="1"/>
+          <w:bCs w:val="1"/>
+          <w:sz w:val="34"/>
+          <w:szCs w:val="34"/>
+          <w:rtl w:val="0"/>
+        </w:rPr>
+        <w:t xml:space="preserve">5. Детальний аналіз конкурентів </w:t>
+      </w:r>
+    </w:p>
+    <w:p>
+      <w:pPr>
+        <w:rPr/>
+      </w:pPr>
+      <w:r>
+        <w:rPr>
+          <w:rtl w:val="0"/>
+        </w:rPr>
+      </w:r>
+    </w:p>
+    <w:p>
+      <w:pPr>
+        <w:rPr/>
+      </w:pPr>
+      <w:r>
+        <w:rPr>
+          <w:rtl w:val="0"/>
+        </w:rPr>
+        <w:t xml:space="preserve">5.1. </w:t>
+      </w:r>
+      <w:r>
+        <w:rPr>
+          <w:b w:val="1"/>
+          <w:bCs w:val="1"/>
+          <w:rtl w:val="0"/>
+        </w:rPr>
+        <w:t xml:space="preserve">Monefy</w:t>
+      </w:r>
+      <w:r>
+        <w:rPr>
+          <w:rtl w:val="0"/>
+        </w:rPr>
+        <w:t xml:space="preserve"> </w:t>
+      </w:r>
+    </w:p>
+    <w:p>
+      <w:pPr>
+        <w:rPr/>
+      </w:pPr>
+      <w:r>
+        <w:rPr>
+          <w:rtl w:val="0"/>
+        </w:rPr>
+        <w:t xml:space="preserve">Це головний конкурент у ніші "швидкого ручного введення".</w:t>
+      </w:r>
+    </w:p>
+    <w:p>
+      <w:pPr>
+        <w:ind w:firstLine="720"/>
+        <w:rPr/>
+      </w:pPr>
+      <w:r>
+        <w:rPr>
+          <w:rtl w:val="0"/>
+        </w:rPr>
+        <w:t xml:space="preserve">● </w:t>
+      </w:r>
+      <w:r>
+        <w:rPr>
+          <w:b w:val="1"/>
+          <w:bCs w:val="1"/>
+          <w:rtl w:val="0"/>
+        </w:rPr>
+        <w:t xml:space="preserve">Переваги:</w:t>
+      </w:r>
+      <w:r>
+        <w:rPr>
+          <w:rtl w:val="0"/>
+        </w:rPr>
+        <w:t xml:space="preserve"> Миттєве додавання витрати в один клік, дуже наочні діаграми на головному екрані. </w:t>
+      </w:r>
+    </w:p>
+    <w:p>
+      <w:pPr>
+        <w:ind w:firstLine="720"/>
+        <w:rPr/>
+      </w:pPr>
+      <w:r>
+        <w:rPr>
+          <w:rtl w:val="0"/>
+        </w:rPr>
+        <w:t xml:space="preserve">● </w:t>
+      </w:r>
+      <w:r>
+        <w:rPr>
+          <w:b w:val="1"/>
+          <w:bCs w:val="1"/>
+          <w:rtl w:val="0"/>
+        </w:rPr>
+        <w:t xml:space="preserve">Недоліки:</w:t>
+      </w:r>
+      <w:r>
+        <w:rPr>
+          <w:rtl w:val="0"/>
+        </w:rPr>
+        <w:t xml:space="preserve"> Відсутність автоматизації (OCR). Користувач все одно має вводити кожну суму вручну. </w:t>
+      </w:r>
+    </w:p>
+    <w:p>
+      <w:pPr>
+        <w:ind w:firstLine="720"/>
+        <w:rPr/>
+      </w:pPr>
+      <w:r>
+        <w:rPr>
+          <w:rtl w:val="0"/>
+        </w:rPr>
+        <w:t xml:space="preserve">● </w:t>
+      </w:r>
+      <w:r>
+        <w:rPr>
+          <w:b w:val="1"/>
+          <w:bCs w:val="1"/>
+          <w:rtl w:val="0"/>
+        </w:rPr>
+        <w:t xml:space="preserve">Функціонал:</w:t>
+      </w:r>
+      <w:r>
+        <w:rPr>
+          <w:rtl w:val="0"/>
+        </w:rPr>
+        <w:t xml:space="preserve"> Тільки ручне введення, категорії, синхронізація через хмару. </w:t>
+      </w:r>
+    </w:p>
+    <w:p>
+      <w:pPr>
+        <w:ind w:left="0" w:firstLine="0"/>
+        <w:rPr/>
+      </w:pPr>
+      <w:r>
+        <w:rPr>
+          <w:rtl w:val="0"/>
+        </w:rPr>
+      </w:r>
+    </w:p>
+    <w:p>
+      <w:pPr>
+        <w:ind w:left="0" w:firstLine="0"/>
+        <w:rPr/>
+      </w:pPr>
+      <w:r>
+        <w:rPr>
+          <w:rtl w:val="0"/>
+        </w:rPr>
+        <w:t xml:space="preserve">5.2.</w:t>
+      </w:r>
+      <w:r>
+        <w:rPr>
+          <w:b w:val="1"/>
+          <w:bCs w:val="1"/>
+          <w:rtl w:val="0"/>
+        </w:rPr>
+        <w:t xml:space="preserve"> Expensify</w:t>
+      </w:r>
+      <w:r>
+        <w:rPr>
+          <w:rtl w:val="0"/>
+        </w:rPr>
+        <w:t xml:space="preserve"> </w:t>
+      </w:r>
+    </w:p>
+    <w:p>
+      <w:pPr>
+        <w:ind w:left="0" w:firstLine="0"/>
+        <w:rPr/>
+      </w:pPr>
+      <w:r>
+        <w:rPr>
+          <w:rtl w:val="0"/>
+        </w:rPr>
+        <w:t xml:space="preserve">Орієнтований на бізнес-сегмент, але популярний і серед приватних користувачів. </w:t>
+      </w:r>
+    </w:p>
+    <w:p>
+      <w:pPr>
+        <w:ind w:firstLine="720"/>
+        <w:rPr/>
+      </w:pPr>
+      <w:r>
+        <w:rPr>
+          <w:rtl w:val="0"/>
+        </w:rPr>
+        <w:t xml:space="preserve">● </w:t>
+      </w:r>
+      <w:r>
+        <w:rPr>
+          <w:b w:val="1"/>
+          <w:bCs w:val="1"/>
+          <w:rtl w:val="0"/>
+        </w:rPr>
+        <w:t xml:space="preserve">Переваги:</w:t>
+      </w:r>
+      <w:r>
+        <w:rPr>
+          <w:rtl w:val="0"/>
+        </w:rPr>
+        <w:t xml:space="preserve"> Найкраща технологія розпізнавання складних чеків. </w:t>
+      </w:r>
+    </w:p>
+    <w:p>
+      <w:pPr>
+        <w:ind w:firstLine="720"/>
+        <w:rPr/>
+      </w:pPr>
+      <w:r>
+        <w:rPr>
+          <w:rtl w:val="0"/>
+        </w:rPr>
+        <w:t xml:space="preserve">● </w:t>
+      </w:r>
+      <w:r>
+        <w:rPr>
+          <w:b w:val="1"/>
+          <w:bCs w:val="1"/>
+          <w:rtl w:val="0"/>
+        </w:rPr>
+        <w:t xml:space="preserve">Недоліки:</w:t>
+      </w:r>
+      <w:r>
+        <w:rPr>
+          <w:rtl w:val="0"/>
+        </w:rPr>
+        <w:t xml:space="preserve"> Перевантажений інтерфейс для звичайної людини. Головний мінус: зберігає копії чеків у хмарі, що займає місце та створює ризики для приватності. </w:t>
+      </w:r>
+    </w:p>
+    <w:p>
+      <w:pPr>
+        <w:ind w:firstLine="720"/>
+        <w:rPr/>
+      </w:pPr>
+      <w:r>
+        <w:rPr>
+          <w:rtl w:val="0"/>
+        </w:rPr>
+        <w:t xml:space="preserve">● </w:t>
+      </w:r>
+      <w:r>
+        <w:rPr>
+          <w:b w:val="1"/>
+          <w:bCs w:val="1"/>
+          <w:rtl w:val="0"/>
+        </w:rPr>
+        <w:t xml:space="preserve">Функціонал:</w:t>
+      </w:r>
+      <w:r>
+        <w:rPr>
+          <w:rtl w:val="0"/>
+        </w:rPr>
+        <w:t xml:space="preserve"> Сканування чеків, звіти про витрати, інтеграція з корпоративними картками. </w:t>
+      </w:r>
+    </w:p>
+    <w:p>
+      <w:pPr>
+        <w:ind w:left="0" w:firstLine="0"/>
+        <w:rPr/>
+      </w:pPr>
+      <w:r>
+        <w:rPr>
+          <w:rtl w:val="0"/>
+        </w:rPr>
+      </w:r>
+    </w:p>
+    <w:p>
+      <w:pPr>
+        <w:ind w:left="0" w:firstLine="0"/>
+        <w:rPr/>
+      </w:pPr>
+      <w:r>
+        <w:rPr>
+          <w:rtl w:val="0"/>
+        </w:rPr>
+        <w:t xml:space="preserve">5.3. </w:t>
+      </w:r>
+      <w:r>
+        <w:rPr>
+          <w:b w:val="1"/>
+          <w:bCs w:val="1"/>
+          <w:rtl w:val="0"/>
+        </w:rPr>
+        <w:t xml:space="preserve">Spendee</w:t>
+      </w:r>
+      <w:r>
+        <w:rPr>
+          <w:rtl w:val="0"/>
+        </w:rPr>
+        <w:t xml:space="preserve"> </w:t>
+      </w:r>
+    </w:p>
+    <w:p>
+      <w:pPr>
+        <w:ind w:left="0" w:firstLine="0"/>
+        <w:rPr/>
+      </w:pPr>
+      <w:r>
+        <w:rPr>
+          <w:rtl w:val="0"/>
+        </w:rPr>
+        <w:t xml:space="preserve">Сучасний застосунок з фокусом на візуальний дизайн. </w:t>
+      </w:r>
+    </w:p>
+    <w:p>
+      <w:pPr>
+        <w:ind w:left="0" w:firstLine="0"/>
+        <w:rPr/>
+      </w:pPr>
+      <w:r>
+        <w:rPr>
+          <w:rtl w:val="0"/>
+        </w:rPr>
+        <w:t xml:space="preserve">● </w:t>
+      </w:r>
+      <w:r>
+        <w:rPr>
+          <w:b w:val="1"/>
+          <w:bCs w:val="1"/>
+          <w:rtl w:val="0"/>
+        </w:rPr>
+        <w:t xml:space="preserve">Переваги:</w:t>
+      </w:r>
+      <w:r>
+        <w:rPr>
+          <w:rtl w:val="0"/>
+        </w:rPr>
+        <w:t xml:space="preserve"> Підключення до банківських рахунків (автоматичний імпорт транзакцій). </w:t>
+      </w:r>
+    </w:p>
+    <w:p>
+      <w:pPr>
+        <w:ind w:left="0" w:firstLine="0"/>
+        <w:rPr/>
+      </w:pPr>
+      <w:r>
+        <w:rPr>
+          <w:rtl w:val="0"/>
+        </w:rPr>
+        <w:t xml:space="preserve">● </w:t>
+      </w:r>
+      <w:r>
+        <w:rPr>
+          <w:b w:val="1"/>
+          <w:bCs w:val="1"/>
+          <w:rtl w:val="0"/>
+        </w:rPr>
+        <w:t xml:space="preserve">Недоліки:</w:t>
+      </w:r>
+      <w:r>
+        <w:rPr>
+          <w:rtl w:val="0"/>
+        </w:rPr>
+        <w:t xml:space="preserve"> Більшість корисних функцій (включаючи OCR) доступні лише за дорогою місячною передплатою. </w:t>
+      </w:r>
+    </w:p>
+    <w:p>
+      <w:pPr>
+        <w:ind w:left="0" w:firstLine="0"/>
+        <w:rPr/>
+      </w:pPr>
+      <w:r>
+        <w:rPr>
+          <w:rtl w:val="0"/>
+        </w:rPr>
+        <w:t xml:space="preserve">● </w:t>
+      </w:r>
+      <w:r>
+        <w:rPr>
+          <w:b w:val="1"/>
+          <w:bCs w:val="1"/>
+          <w:rtl w:val="0"/>
+        </w:rPr>
+        <w:t xml:space="preserve">Функціонал:</w:t>
+      </w:r>
+      <w:r>
+        <w:rPr>
+          <w:rtl w:val="0"/>
+        </w:rPr>
+        <w:t xml:space="preserve"> Спільні бюджети, мультивалютність, аналітика. </w:t>
+      </w:r>
+    </w:p>
+    <w:p>
+      <w:pPr>
+        <w:ind w:left="0" w:firstLine="0"/>
+        <w:rPr/>
+      </w:pPr>
+      <w:r>
+        <w:rPr>
+          <w:rtl w:val="0"/>
+        </w:rPr>
+      </w:r>
+    </w:p>
+    <w:p>
+      <w:pPr>
+        <w:ind w:left="0" w:firstLine="0"/>
+        <w:rPr>
+          <w:b w:val="1"/>
+          <w:bCs w:val="1"/>
+        </w:rPr>
+      </w:pPr>
+      <w:r>
+        <w:rPr>
+          <w:b w:val="1"/>
+          <w:bCs w:val="1"/>
+          <w:rtl w:val="0"/>
+        </w:rPr>
+        <w:t xml:space="preserve">Чим "Finto" кращий за конкурентів? </w:t>
+      </w:r>
+    </w:p>
+    <w:p>
+      <w:pPr>
+        <w:ind w:left="0" w:firstLine="0"/>
+        <w:rPr/>
+      </w:pPr>
+      <w:r>
+        <w:rPr>
+          <w:rtl w:val="0"/>
+        </w:rPr>
+        <w:t xml:space="preserve">На основі аналізу, головною "кіллер-фічею" (унікальною перевагою) нашого продукту є баланс між автоматизацією та приватністю: </w:t>
+      </w:r>
+    </w:p>
+    <w:p>
+      <w:pPr>
+        <w:ind w:left="0" w:firstLine="720"/>
+        <w:rPr/>
+      </w:pPr>
+      <w:r>
+        <w:rPr>
+          <w:rtl w:val="0"/>
+        </w:rPr>
+        <w:t xml:space="preserve">1. </w:t>
+      </w:r>
+      <w:r>
+        <w:rPr>
+          <w:b w:val="1"/>
+          <w:bCs w:val="1"/>
+          <w:rtl w:val="0"/>
+        </w:rPr>
+        <w:t xml:space="preserve">Конфіденційність нового рівня:</w:t>
+      </w:r>
+      <w:r>
+        <w:rPr>
+          <w:rtl w:val="0"/>
+        </w:rPr>
+        <w:t xml:space="preserve"> На відміну від Expensify чи Money Lover, "Finto" не перетворює галерею користувача на смітник із фотографій чеків. Видалення зображення відразу після зчитування даних — це сильний аргумент для користувачів, які турбуються про безпеку. </w:t>
+      </w:r>
+    </w:p>
+    <w:p>
+      <w:pPr>
+        <w:ind w:left="0" w:firstLine="720"/>
+        <w:rPr/>
+      </w:pPr>
+      <w:r>
+        <w:rPr>
+          <w:rtl w:val="0"/>
+        </w:rPr>
+        <w:t xml:space="preserve">2. </w:t>
+      </w:r>
+      <w:r>
+        <w:rPr>
+          <w:b w:val="1"/>
+          <w:bCs w:val="1"/>
+          <w:rtl w:val="0"/>
+        </w:rPr>
+        <w:t xml:space="preserve">Швидкість (Гібридність):</w:t>
+      </w:r>
+      <w:r>
+        <w:rPr>
+          <w:rtl w:val="0"/>
+        </w:rPr>
+        <w:t xml:space="preserve"> "Finto" не змушує обирати. Якщо чек довгий — скануємо, якщо це кава на винос — тиснемо одну кнопку. </w:t>
+      </w:r>
+    </w:p>
+    <w:p>
+      <w:pPr>
+        <w:ind w:left="0" w:firstLine="720"/>
+        <w:rPr/>
+      </w:pPr>
+      <w:r>
+        <w:rPr>
+          <w:rtl w:val="0"/>
+        </w:rPr>
+        <w:t xml:space="preserve">3. </w:t>
+      </w:r>
+      <w:r>
+        <w:rPr>
+          <w:b w:val="1"/>
+          <w:bCs w:val="1"/>
+          <w:rtl w:val="0"/>
+        </w:rPr>
+        <w:t xml:space="preserve">Економія пам'яті:</w:t>
+      </w:r>
+      <w:r>
+        <w:rPr>
+          <w:rtl w:val="0"/>
+        </w:rPr>
+        <w:t xml:space="preserve"> Обробка даних "на льоту" дозволяє застосунку залишатися легким і не "забивати" кеш пристрою важкими зображеннями. </w:t>
+      </w:r>
+    </w:p>
+    <w:p>
+      <w:pPr>
+        <w:spacing w:after="240" w:lineRule="auto"/>
+        <w:ind w:left="0" w:firstLine="0"/>
+        <w:rPr/>
+      </w:pPr>
+      <w:r>
+        <w:rPr>
+          <w:rtl w:val="0"/>
+        </w:rPr>
       </w:r>
     </w:p>
     <w:p>
